--- a/worlds/ondina-vasquell/phase-3-build-task-artifacts/platform/task7/current/golden-OV07-v1.docx
+++ b/worlds/ondina-vasquell/phase-3-build-task-artifacts/platform/task7/current/golden-OV07-v1.docx
@@ -472,7 +472,7 @@
           <w:color w:val="232830"/>
           <w:sz w:val="18"/>
         </w:rPr>
-        <w:t>Marisol Everet, MD</w:t>
+        <w:t>Lillian Everet, MD</w:t>
       </w:r>
     </w:p>
     <w:p>

--- a/worlds/ondina-vasquell/phase-3-build-task-artifacts/platform/task7/current/golden-OV07-v1.docx
+++ b/worlds/ondina-vasquell/phase-3-build-task-artifacts/platform/task7/current/golden-OV07-v1.docx
@@ -664,7 +664,7 @@
                 <w:color w:val="232830"/>
                 <w:sz w:val="16"/>
               </w:rPr>
-              <w:t>8.6 percent, documented this episode</w:t>
+              <w:t>8.6 percent; DATE unable to determine. The record documents only a last A1c of 8.6 percent with no draw date, so the result cannot be placed in the measurement period. Report the value but do not credit the glycemic numerator on an undated result.</w:t>
             </w:r>
           </w:p>
         </w:tc>
@@ -681,7 +681,7 @@
                 <w:color w:val="232830"/>
                 <w:sz w:val="16"/>
               </w:rPr>
-              <w:t>Endocrine note and labs</w:t>
+              <w:t>Admission H&amp;P, endocrine note, and outpatient summary (all last A1c 8.6 percent, undated)</w:t>
             </w:r>
           </w:p>
         </w:tc>
@@ -719,7 +719,7 @@
                 <w:color w:val="232830"/>
                 <w:sz w:val="16"/>
               </w:rPr>
-              <w:t>Completed 03/15/2026, mild non-proliferative retinopathy. Apply the measure-year lookback to confirm this date falls in the window before crediting.</w:t>
+              <w:t>Completed 03/15/2026, mild non-proliferative retinopathy. An exam is documented and dated within the measurement year; creditable as documented. Do not over-read the retinopathy beyond the measure definition.</w:t>
             </w:r>
           </w:p>
         </w:tc>
@@ -737,7 +737,7 @@
                 <w:color w:val="232830"/>
                 <w:sz w:val="16"/>
               </w:rPr>
-              <w:t>Outpatient summary and eye exam result</w:t>
+              <w:t>Eye exam result and outpatient summary</w:t>
             </w:r>
           </w:p>
         </w:tc>
@@ -773,7 +773,7 @@
                 <w:color w:val="232830"/>
                 <w:sz w:val="16"/>
               </w:rPr>
-              <w:t>Value, documented monofilament and foot examination</w:t>
+              <w:t>Documented. Reduced protective sensation on monofilament testing.</w:t>
             </w:r>
           </w:p>
         </w:tc>
@@ -790,7 +790,7 @@
                 <w:color w:val="232830"/>
                 <w:sz w:val="16"/>
               </w:rPr>
-              <w:t>ED note and H&amp;P</w:t>
+              <w:t>Admission H&amp;P and outpatient summary</w:t>
             </w:r>
           </w:p>
         </w:tc>
@@ -828,7 +828,7 @@
                 <w:color w:val="232830"/>
                 <w:sz w:val="16"/>
               </w:rPr>
-              <w:t>Value, CKD stage 3b with proteinuria management documented</w:t>
+              <w:t>Evidence present: chronic kidney disease stage 3b documented and on an ACE inhibitor (lisinopril). No discrete urine albumin-creatinine result in the record.</w:t>
             </w:r>
           </w:p>
         </w:tc>
@@ -846,7 +846,7 @@
                 <w:color w:val="232830"/>
                 <w:sz w:val="16"/>
               </w:rPr>
-              <w:t>Renal trend and problem list</w:t>
+              <w:t>Renal trend, problem list, and medication record</w:t>
             </w:r>
           </w:p>
         </w:tc>
@@ -882,7 +882,7 @@
                 <w:color w:val="232830"/>
                 <w:sz w:val="16"/>
               </w:rPr>
-              <w:t>Value per the documented vital signs</w:t>
+              <w:t>Most recent documented 134 over 76 (05/21).</w:t>
             </w:r>
           </w:p>
         </w:tc>
@@ -899,7 +899,7 @@
                 <w:color w:val="232830"/>
                 <w:sz w:val="16"/>
               </w:rPr>
-              <w:t>Vitals flowsheet</w:t>
+              <w:t>Vital signs flowsheet</w:t>
             </w:r>
           </w:p>
         </w:tc>
@@ -915,7 +915,7 @@
           <w:color w:val="232830"/>
           <w:sz w:val="19"/>
         </w:rPr>
-        <w:t>Fields are abstracted to the documented evidence. Where the measure-year lookback or an exclusion would change capture, mark unable to determine rather than forcing a numerator or denominator the record does not support.</w:t>
+        <w:t>Fields are abstracted to the documented evidence. The most recent HbA1c value is present but undated, so its measurement-period capture cannot be confirmed: report the value and mark the date unable to determine rather than forcing the glycemic numerator. Do not force any numerator the record does not date or support, and do not invent a draw date or a urine albumin result that is not in the record.</w:t>
       </w:r>
     </w:p>
     <w:p>
@@ -949,7 +949,7 @@
           <w:color w:val="232830"/>
           <w:sz w:val="19"/>
         </w:rPr>
-        <w:t>Confirm the exact measurement-year window and apply it to the 03/15/2026 eye exam date before crediting the eye-exam numerator.</w:t>
+        <w:t>The HbA1c value (8.6 percent) is documented only as a last A1c with no draw date; a dated result in the measurement period is required before the glycemic numerator can be credited.</w:t>
       </w:r>
     </w:p>
     <w:p>

--- a/worlds/ondina-vasquell/phase-3-build-task-artifacts/platform/task7/current/golden-OV07-v1.docx
+++ b/worlds/ondina-vasquell/phase-3-build-task-artifacts/platform/task7/current/golden-OV07-v1.docx
@@ -34,6 +34,18 @@
                 <w:sz w:val="22"/>
               </w:rPr>
               <w:t>Harbor Crest Regional Medical Center</w:t>
+            </w:r>
+          </w:p>
+          <w:p>
+            <w:r>
+              <w:rPr>
+                <w:rFonts w:ascii="Arial" w:hAnsi="Arial"/>
+                <w:b w:val="0"/>
+                <w:i w:val="0"/>
+                <w:color w:val="5E6670"/>
+                <w:sz w:val="16"/>
+              </w:rPr>
+              <w:t>Hospital Medicine</w:t>
             </w:r>
           </w:p>
         </w:tc>
@@ -214,7 +226,7 @@
                 <w:color w:val="232830"/>
                 <w:sz w:val="16"/>
               </w:rPr>
-              <w:t>Quality Abstraction</w:t>
+              <w:t>Lillian Everet, MD</w:t>
             </w:r>
           </w:p>
         </w:tc>
@@ -272,7 +284,7 @@
                 <w:color w:val="232830"/>
                 <w:sz w:val="16"/>
               </w:rPr>
-              <w:t>DIABETES MEASURE ABSTRACTION</w:t>
+              <w:t>DIABETES MEASURE ABSTRACTION ATTESTATION</w:t>
             </w:r>
           </w:p>
         </w:tc>
@@ -288,7 +300,7 @@
           <w:color w:val="1F3864"/>
           <w:sz w:val="28"/>
         </w:rPr>
-        <w:t>DIABETES QUALITY MEASURE ABSTRACTION</w:t>
+        <w:t>DIABETES MEASURE ABSTRACTION - PHYSICIAN REVIEW AND ATTESTATION</w:t>
       </w:r>
     </w:p>
     <w:p>
@@ -300,7 +312,7 @@
           <w:color w:val="5E6670"/>
           <w:sz w:val="16"/>
         </w:rPr>
-        <w:t>Author: Quality Abstraction | Date of Service: 06/04/2026 0900 | Status: Draft for abstractor confirm</w:t>
+        <w:t>Author: Lillian Everet, MD - Hospital Medicine | Date of Service: 06/04/2026 0900 | Status: Draft for physician sign</w:t>
       </w:r>
     </w:p>
     <w:p>
@@ -542,6 +554,18 @@
       </w:r>
     </w:p>
     <w:p>
+      <w:r>
+        <w:rPr>
+          <w:rFonts w:ascii="Arial" w:hAnsi="Arial"/>
+          <w:b w:val="0"/>
+          <w:i w:val="0"/>
+          <w:color w:val="232830"/>
+          <w:sz w:val="19"/>
+        </w:rPr>
+        <w:t>I have reviewed the quality department's diabetes measure abstraction worksheet against the record and attest to each measure field as documented, acting as the reviewing physician. I do not force a numerator the documentation does not support.</w:t>
+      </w:r>
+    </w:p>
+    <w:p>
       <w:pPr>
         <w:spacing w:before="180" w:after="60"/>
         <w:pBdr>
@@ -556,7 +580,7 @@
           <w:color w:val="4472C4"/>
           <w:sz w:val="20"/>
         </w:rPr>
-        <w:t>ABSTRACTED FIELDS</w:t>
+        <w:t>ATTESTATION BY MEASURE FIELD</w:t>
       </w:r>
     </w:p>
     <w:tbl>
@@ -664,7 +688,7 @@
                 <w:color w:val="232830"/>
                 <w:sz w:val="16"/>
               </w:rPr>
-              <w:t>8.6 percent; DATE unable to determine. The record documents only a last A1c of 8.6 percent with no draw date, so the result cannot be placed in the measurement period. Report the value but do not credit the glycemic numerator on an undated result.</w:t>
+              <w:t>8.6 percent; DATE unable to determine. The record documents only a last A1c of 8.6 percent with no draw date, so the result cannot be placed in the measurement period (01/01/2026 to 06/04/2026). Report the value but do not credit the glycemic numerator on an undated result.</w:t>
             </w:r>
           </w:p>
         </w:tc>
@@ -719,7 +743,7 @@
                 <w:color w:val="232830"/>
                 <w:sz w:val="16"/>
               </w:rPr>
-              <w:t>Completed 03/15/2026, mild non-proliferative retinopathy. An exam is documented and dated within the measurement year; creditable as documented. Do not over-read the retinopathy beyond the measure definition.</w:t>
+              <w:t>Completed 03/15/2026, mild non-proliferative retinopathy. The exam is documented and dated within the measurement period (01/01/2026 to 06/04/2026); creditable as documented. Do not over-read the retinopathy beyond the measure definition.</w:t>
             </w:r>
           </w:p>
         </w:tc>
@@ -915,7 +939,7 @@
           <w:color w:val="232830"/>
           <w:sz w:val="19"/>
         </w:rPr>
-        <w:t>Fields are abstracted to the documented evidence. The most recent HbA1c value is present but undated, so its measurement-period capture cannot be confirmed: report the value and mark the date unable to determine rather than forcing the glycemic numerator. Do not force any numerator the record does not date or support, and do not invent a draw date or a urine albumin result that is not in the record.</w:t>
+        <w:t>Each field is attested to the documented evidence. The most recent HbA1c value is present but undated, so its measurement-period capture cannot be confirmed: I report the value and mark the date unable to determine rather than forcing the glycemic numerator. I do not force any numerator the record does not date or support, and do not invent a draw date or a urine albumin result that is not in the record.</w:t>
       </w:r>
     </w:p>
     <w:p>
@@ -933,7 +957,7 @@
           <w:color w:val="4472C4"/>
           <w:sz w:val="20"/>
         </w:rPr>
-        <w:t>FLAGS FOR ABSTRACTOR BEFORE SUBMIT</w:t>
+        <w:t>FLAGS FOR PHYSICIAN BEFORE SIGN</w:t>
       </w:r>
     </w:p>
     <w:p>
@@ -983,7 +1007,7 @@
           <w:color w:val="5E6670"/>
           <w:sz w:val="18"/>
         </w:rPr>
-        <w:t>Prepared by Quality Abstraction | 06/04/2026 0900</w:t>
+        <w:t>Electronically signed by Lillian Everet, MD | Hospital Medicine | 06/04/2026 0900</w:t>
       </w:r>
     </w:p>
     <w:sectPr>
@@ -1016,7 +1040,7 @@
         <w:color w:val="5E6670"/>
         <w:sz w:val="15"/>
       </w:rPr>
-      <w:t>Harbor Crest Regional Medical Center  |  DIABETES MEASURE ABSTRACTION  |  Confidential</w:t>
+      <w:t>Harbor Crest Regional Medical Center  |  DIABETES MEASURE ABSTRACTION ATTESTATION  |  Confidential</w:t>
     </w:r>
   </w:p>
 </w:ftr>
@@ -1036,7 +1060,7 @@
         <w:color w:val="5E6670"/>
         <w:sz w:val="15"/>
       </w:rPr>
-      <w:t>Harbor Crest Regional Medical Center  |  DIABETES MEASURE ABSTRACTION  |  Confidential</w:t>
+      <w:t>Harbor Crest Regional Medical Center  |  DIABETES MEASURE ABSTRACTION ATTESTATION  |  Confidential</w:t>
     </w:r>
   </w:p>
 </w:ftr>
@@ -1056,7 +1080,7 @@
         <w:color w:val="5E6670"/>
         <w:sz w:val="15"/>
       </w:rPr>
-      <w:t>Harbor Crest Regional Medical Center  |  DIABETES MEASURE ABSTRACTION  |  Confidential</w:t>
+      <w:t>Harbor Crest Regional Medical Center  |  DIABETES MEASURE ABSTRACTION ATTESTATION  |  Confidential</w:t>
     </w:r>
   </w:p>
 </w:ftr>

--- a/worlds/ondina-vasquell/phase-3-build-task-artifacts/platform/task7/current/golden-OV07-v1.docx
+++ b/worlds/ondina-vasquell/phase-3-build-task-artifacts/platform/task7/current/golden-OV07-v1.docx
@@ -562,7 +562,7 @@
           <w:color w:val="232830"/>
           <w:sz w:val="19"/>
         </w:rPr>
-        <w:t>I have reviewed the quality department's diabetes measure abstraction worksheet against the record and attest to each measure field as documented, acting as the reviewing physician. I do not force a numerator the documentation does not support.</w:t>
+        <w:t>I have reviewed the diabetes measure abstraction against the record and attest to each field as the documentation supports. I do not force a numerator the record does not support.</w:t>
       </w:r>
     </w:p>
     <w:p>

--- a/worlds/ondina-vasquell/phase-3-build-task-artifacts/platform/task7/current/golden-OV07-v1.docx
+++ b/worlds/ondina-vasquell/phase-3-build-task-artifacts/platform/task7/current/golden-OV07-v1.docx
@@ -562,7 +562,7 @@
           <w:color w:val="232830"/>
           <w:sz w:val="19"/>
         </w:rPr>
-        <w:t>I have reviewed the diabetes measure abstraction against the record and attest to each field as the documentation supports. I do not force a numerator the record does not support.</w:t>
+        <w:t>I have reviewed the preliminary Quality abstraction against the record. I correct the HbA1c field before sign-off and attest only to what the documentation supports. I do not force a numerator the record does not support.</w:t>
       </w:r>
     </w:p>
     <w:p>
@@ -688,7 +688,7 @@
                 <w:color w:val="232830"/>
                 <w:sz w:val="16"/>
               </w:rPr>
-              <w:t>8.6 percent; DATE unable to determine. The record documents only a last A1c of 8.6 percent with no draw date, so the result cannot be placed in the measurement period (01/01/2026 to 06/04/2026). Report the value but do not credit the glycemic numerator on an undated result.</w:t>
+              <w:t>8.6 percent; DATE unable to determine. Do not sign the preliminary worksheet's 04/30/2026 A1c date. That date is the outpatient-summary note date, not a documented lab draw date. The record documents only a last A1c of 8.6 percent with no draw date, so the result cannot be placed in the measurement period (01/01/2026 to 06/04/2026). Report the value but do not credit the glycemic numerator on an undated result.</w:t>
             </w:r>
           </w:p>
         </w:tc>
@@ -939,7 +939,7 @@
           <w:color w:val="232830"/>
           <w:sz w:val="19"/>
         </w:rPr>
-        <w:t>Each field is attested to the documented evidence. The most recent HbA1c value is present but undated, so its measurement-period capture cannot be confirmed: I report the value and mark the date unable to determine rather than forcing the glycemic numerator. I do not force any numerator the record does not date or support, and do not invent a draw date or a urine albumin result that is not in the record.</w:t>
+        <w:t>Each field is attested to the documented evidence. The Quality worksheet's 04/30/2026 HbA1c date is corrected because it is a note date, not a result date. The most recent HbA1c value is present but undated, so its measurement-period capture cannot be confirmed: I report the value and mark the date unable to determine rather than forcing the glycemic numerator. I do not force any numerator the record does not date or support, and do not invent a draw date or a urine albumin result that is not in the record.</w:t>
       </w:r>
     </w:p>
     <w:p>
@@ -958,6 +958,22 @@
           <w:sz w:val="20"/>
         </w:rPr>
         <w:t>FLAGS FOR PHYSICIAN BEFORE SIGN</w:t>
+      </w:r>
+    </w:p>
+    <w:p>
+      <w:pPr>
+        <w:pStyle w:val="ListBullet"/>
+        <w:spacing w:after="30"/>
+      </w:pPr>
+      <w:r>
+        <w:rPr>
+          <w:rFonts w:ascii="Arial" w:hAnsi="Arial"/>
+          <w:b w:val="0"/>
+          <w:i w:val="0"/>
+          <w:color w:val="232830"/>
+          <w:sz w:val="19"/>
+        </w:rPr>
+        <w:t>The preliminary worksheet lists HbA1c 8.6 percent on 04/30/2026. Correct this before sign-off: 04/30/2026 is the outpatient note date, not a documented HbA1c result date.</w:t>
       </w:r>
     </w:p>
     <w:p>
